--- a/lessons/3-3/downloads/3-3-notes-l1.docx
+++ b/lessons/3-3/downloads/3-3-notes-l1.docx
@@ -1564,47 +1564,6 @@
         <w:t xml:space="preserve">Write About the Math</w:t>
       </w:r>
     </w:p>
-    <w:p>
-      <w:pPr>
-        <w:spacing w:after="100"/>
-      </w:pPr>
-      <w:r>
-        <w:rPr>
-          <w:i/>
-          <w:iCs/>
-          <w:color w:val="5F6F80"/>
-          <w:sz w:val="19"/>
-          <w:szCs w:val="19"/>
-        </w:rPr>
-        <w:t xml:space="preserve">Use the support level you need. Every level answers the same math question.</w:t>
-      </w:r>
-    </w:p>
-    <w:p>
-      <w:pPr>
-        <w:pStyle w:val="Heading2"/>
-        <w:spacing w:after="80" w:before="180"/>
-      </w:pPr>
-      <w:r>
-        <w:rPr>
-          <w:b/>
-          <w:bCs/>
-          <w:color w:val="12355B"/>
-          <w:sz w:val="24"/>
-          <w:szCs w:val="24"/>
-        </w:rPr>
-        <w:t xml:space="preserve">1. Understand the Question</w:t>
-      </w:r>
-      <w:r>
-        <w:rPr>
-          <w:i/>
-          <w:iCs/>
-          <w:color w:val="B97A12"/>
-          <w:sz w:val="19"/>
-          <w:szCs w:val="19"/>
-        </w:rPr>
-        <w:t xml:space="preserve">   explain</w:t>
-      </w:r>
-    </w:p>
     <w:tbl>
       <w:tblPr>
         <w:tblW w:type="pct" w:w="100%"/>
@@ -1644,71 +1603,27 @@
               <w:t xml:space="preserve">A juice bar makes a Berry Blast smoothie with 3 scoops of frozen berries for every 2 cups of yogurt. A customer orders enough for a party of 20 people, and each person gets one serving. The juice bar needs to use a ratio table to figure out how many scoops and cups to prepare?</w:t>
             </w:r>
           </w:p>
-          <w:p>
-            <w:pPr>
-              <w:spacing w:after="0"/>
-            </w:pPr>
-            <w:r>
-              <w:rPr>
-                <w:b/>
-                <w:bCs/>
-                <w:color w:val="12355B"/>
-                <w:sz w:val="20"/>
-                <w:szCs w:val="20"/>
-              </w:rPr>
-              <w:t xml:space="preserve">Your job:  </w:t>
-            </w:r>
-            <w:r>
-              <w:rPr>
-                <w:sz w:val="20"/>
-                <w:szCs w:val="20"/>
-              </w:rPr>
-              <w:t xml:space="preserve">Answer the question. Use math evidence. Explain how the evidence proves your answer.</w:t>
-            </w:r>
-            <w:r>
-              <w:rPr>
-                <w:i/>
-                <w:iCs/>
-                <w:color w:val="5F6F80"/>
-                <w:sz w:val="18"/>
-                <w:szCs w:val="18"/>
-              </w:rPr>
-              <w:br/>
-              <w:t xml:space="preserve">Responde la pregunta. Usa evidencia matemática. Explica cómo la evidencia demuestra tu respuesta.</w:t>
-            </w:r>
-          </w:p>
         </w:tc>
       </w:tr>
     </w:tbl>
     <w:p>
       <w:pPr>
-        <w:pStyle w:val="Heading2"/>
-        <w:spacing w:after="80" w:before="180"/>
-      </w:pPr>
-      <w:r>
-        <w:rPr>
-          <w:b/>
-          <w:bCs/>
-          <w:color w:val="12355B"/>
-          <w:sz w:val="24"/>
-          <w:szCs w:val="24"/>
-        </w:rPr>
-        <w:t xml:space="preserve">2. Plan Your Math Words</w:t>
-      </w:r>
+        <w:spacing w:after="100"/>
+      </w:pPr>
       <w:r>
         <w:rPr>
           <w:i/>
           <w:iCs/>
-          <w:color w:val="1FA6A2"/>
+          <w:color w:val="5F6F80"/>
           <w:sz w:val="19"/>
           <w:szCs w:val="19"/>
         </w:rPr>
-        <w:t xml:space="preserve">   check at least two</w:t>
-      </w:r>
-    </w:p>
-    <w:p>
-      <w:pPr>
-        <w:spacing w:after="60"/>
+        <w:t xml:space="preserve">Say your answer to a partner first. Then write it, using at least two of these words:</w:t>
+      </w:r>
+    </w:p>
+    <w:p>
+      <w:pPr>
+        <w:spacing w:after="40"/>
       </w:pPr>
       <w:r>
         <w:rPr>
@@ -1728,14 +1643,7 @@
           <w:sz w:val="20"/>
           <w:szCs w:val="20"/>
         </w:rPr>
-        <w:t xml:space="preserve">Ratio Tables — </w:t>
-      </w:r>
-      <w:r>
-        <w:rPr>
-          <w:sz w:val="20"/>
-          <w:szCs w:val="20"/>
-        </w:rPr>
-        <w:t xml:space="preserve">Tables that organize pairs of equivalent ratios.</w:t>
+        <w:t xml:space="preserve">Ratio Tables</w:t>
       </w:r>
       <w:r>
         <w:rPr>
@@ -1745,13 +1653,12 @@
           <w:sz w:val="18"/>
           <w:szCs w:val="18"/>
         </w:rPr>
-        <w:br/>
-        <w:t xml:space="preserve">Tablas de razones — Tablas que organizan pares de razones equivalentes.</w:t>
-      </w:r>
-    </w:p>
-    <w:p>
-      <w:pPr>
-        <w:spacing w:after="60"/>
+        <w:t xml:space="preserve">  ·  Tablas de razones</w:t>
+      </w:r>
+    </w:p>
+    <w:p>
+      <w:pPr>
+        <w:spacing w:after="40"/>
       </w:pPr>
       <w:r>
         <w:rPr>
@@ -1771,14 +1678,7 @@
           <w:sz w:val="20"/>
           <w:szCs w:val="20"/>
         </w:rPr>
-        <w:t xml:space="preserve">Ratio table — </w:t>
-      </w:r>
-      <w:r>
-        <w:rPr>
-          <w:sz w:val="20"/>
-          <w:szCs w:val="20"/>
-        </w:rPr>
-        <w:t xml:space="preserve">A table of equal ratios that shows a pattern.</w:t>
+        <w:t xml:space="preserve">Ratio table</w:t>
       </w:r>
       <w:r>
         <w:rPr>
@@ -1788,13 +1688,12 @@
           <w:sz w:val="18"/>
           <w:szCs w:val="18"/>
         </w:rPr>
-        <w:br/>
-        <w:t xml:space="preserve">Tabla de razones — Una tabla de razones iguales que muestra un patrón.</w:t>
-      </w:r>
-    </w:p>
-    <w:p>
-      <w:pPr>
-        <w:spacing w:after="60"/>
+        <w:t xml:space="preserve">  ·  Tabla de razones</w:t>
+      </w:r>
+    </w:p>
+    <w:p>
+      <w:pPr>
+        <w:spacing w:after="40"/>
       </w:pPr>
       <w:r>
         <w:rPr>
@@ -1814,14 +1713,7 @@
           <w:sz w:val="20"/>
           <w:szCs w:val="20"/>
         </w:rPr>
-        <w:t xml:space="preserve">Equivalent ratio — </w:t>
-      </w:r>
-      <w:r>
-        <w:rPr>
-          <w:sz w:val="20"/>
-          <w:szCs w:val="20"/>
-        </w:rPr>
-        <w:t xml:space="preserve">Two ratios that mean the same thing, like 1:2 and 2:4.</w:t>
+        <w:t xml:space="preserve">Equivalent ratio</w:t>
       </w:r>
       <w:r>
         <w:rPr>
@@ -1831,13 +1723,12 @@
           <w:sz w:val="18"/>
           <w:szCs w:val="18"/>
         </w:rPr>
-        <w:br/>
-        <w:t xml:space="preserve">Razón equivalente — Dos razones que significan lo mismo, como 1:2 y 2:4.</w:t>
-      </w:r>
-    </w:p>
-    <w:p>
-      <w:pPr>
-        <w:spacing w:after="60"/>
+        <w:t xml:space="preserve">  ·  Razón equivalente</w:t>
+      </w:r>
+    </w:p>
+    <w:p>
+      <w:pPr>
+        <w:spacing w:after="40"/>
       </w:pPr>
       <w:r>
         <w:rPr>
@@ -1857,14 +1748,7 @@
           <w:sz w:val="20"/>
           <w:szCs w:val="20"/>
         </w:rPr>
-        <w:t xml:space="preserve">Scale factor — </w:t>
-      </w:r>
-      <w:r>
-        <w:rPr>
-          <w:sz w:val="20"/>
-          <w:szCs w:val="20"/>
-        </w:rPr>
-        <w:t xml:space="preserve">The number you multiply both parts of a ratio by to get an equal ratio.</w:t>
+        <w:t xml:space="preserve">Scale factor</w:t>
       </w:r>
       <w:r>
         <w:rPr>
@@ -1874,13 +1758,12 @@
           <w:sz w:val="18"/>
           <w:szCs w:val="18"/>
         </w:rPr>
-        <w:br/>
-        <w:t xml:space="preserve">Factor de escala — El número por el que multiplicas ambas partes de una razón para obtener una razón igual.</w:t>
-      </w:r>
-    </w:p>
-    <w:p>
-      <w:pPr>
-        <w:spacing w:after="60"/>
+        <w:t xml:space="preserve">  ·  Factor de escala</w:t>
+      </w:r>
+    </w:p>
+    <w:p>
+      <w:pPr>
+        <w:spacing w:after="40"/>
       </w:pPr>
       <w:r>
         <w:rPr>
@@ -1900,14 +1783,7 @@
           <w:sz w:val="20"/>
           <w:szCs w:val="20"/>
         </w:rPr>
-        <w:t xml:space="preserve">Pattern — </w:t>
-      </w:r>
-      <w:r>
-        <w:rPr>
-          <w:sz w:val="20"/>
-          <w:szCs w:val="20"/>
-        </w:rPr>
-        <w:t xml:space="preserve">A rule that numbers follow again and again.</w:t>
+        <w:t xml:space="preserve">Pattern</w:t>
       </w:r>
       <w:r>
         <w:rPr>
@@ -1917,109 +1793,7 @@
           <w:sz w:val="18"/>
           <w:szCs w:val="18"/>
         </w:rPr>
-        <w:br/>
-        <w:t xml:space="preserve">Patrón — Una regla que los números siguen una y otra vez.</w:t>
-      </w:r>
-    </w:p>
-    <w:tbl>
-      <w:tblPr>
-        <w:tblW w:type="pct" w:w="100%"/>
-        <w:tblBorders>
-          <w:top w:val="single" w:color="1FA6A2" w:sz="8"/>
-          <w:left w:val="single" w:color="1FA6A2" w:sz="8"/>
-          <w:bottom w:val="single" w:color="1FA6A2" w:sz="8"/>
-          <w:right w:val="single" w:color="1FA6A2" w:sz="8"/>
-          <w:insideH w:val="single" w:color="auto" w:sz="4"/>
-          <w:insideV w:val="single" w:color="auto" w:sz="4"/>
-        </w:tblBorders>
-      </w:tblPr>
-      <w:tblGrid>
-        <w:gridCol w:w="100"/>
-      </w:tblGrid>
-      <w:tr>
-        <w:tc>
-          <w:tcPr>
-            <w:shd w:fill="F7FFFD" w:color="auto" w:val="clear"/>
-            <w:tcMar>
-              <w:top w:type="dxa" w:w="120"/>
-              <w:left w:type="dxa" w:w="180"/>
-              <w:bottom w:type="dxa" w:w="120"/>
-              <w:right w:type="dxa" w:w="180"/>
-            </w:tcMar>
-          </w:tcPr>
-          <w:p>
-            <w:pPr>
-              <w:spacing w:after="50"/>
-            </w:pPr>
-            <w:r>
-              <w:rPr>
-                <w:b/>
-                <w:bCs/>
-                <w:color w:val="1FA6A2"/>
-                <w:sz w:val="20"/>
-                <w:szCs w:val="20"/>
-              </w:rPr>
-              <w:t xml:space="preserve">Say it first:  </w:t>
-            </w:r>
-            <w:r>
-              <w:rPr>
-                <w:sz w:val="20"/>
-                <w:szCs w:val="20"/>
-              </w:rPr>
-              <w:t xml:space="preserve">Say your idea to a partner or quietly to yourself before you write.</w:t>
-            </w:r>
-          </w:p>
-          <w:p>
-            <w:pPr>
-              <w:spacing w:after="60"/>
-            </w:pPr>
-            <w:r>
-              <w:rPr>
-                <w:color w:val="1A2733"/>
-                <w:sz w:val="21"/>
-                <w:szCs w:val="21"/>
-              </w:rPr>
-              <w:t xml:space="preserve">The recipe uses 3 scoops of berries for every ___ cups of yogurt, so 20 servings need ___ scoops of berries and ___ cups of yogurt.</w:t>
-            </w:r>
-            <w:r>
-              <w:rPr>
-                <w:i/>
-                <w:iCs/>
-                <w:color w:val="5F6F80"/>
-                <w:sz w:val="19"/>
-                <w:szCs w:val="19"/>
-              </w:rPr>
-              <w:br/>
-              <w:t xml:space="preserve">Di tu respuesta primero: Mi respuesta es ___ porque ___.</w:t>
-            </w:r>
-          </w:p>
-        </w:tc>
-      </w:tr>
-    </w:tbl>
-    <w:p>
-      <w:pPr>
-        <w:pStyle w:val="Heading2"/>
-        <w:spacing w:after="80" w:before="180"/>
-      </w:pPr>
-      <w:r>
-        <w:rPr>
-          <w:b/>
-          <w:bCs/>
-          <w:color w:val="12355B"/>
-          <w:sz w:val="24"/>
-          <w:szCs w:val="24"/>
-        </w:rPr>
-        <w:t xml:space="preserve">3. Build Your Explanation</w:t>
-      </w:r>
-      <w:r>
-        <w:rPr>
-          <w:i/>
-          <w:iCs/>
-          <w:color w:val="B97A12"/>
-          <w:sz w:val="19"/>
-          <w:szCs w:val="19"/>
-        </w:rPr>
-        <w:t xml:space="preserve">   choose your support</w:t>
+        <w:t xml:space="preserve">  ·  Patrón</w:t>
       </w:r>
     </w:p>
     <w:tbl>
@@ -2050,21 +1824,6 @@
           </w:tcPr>
           <w:p>
             <w:pPr>
-              <w:spacing w:after="50"/>
-            </w:pPr>
-            <w:r>
-              <w:rPr>
-                <w:i/>
-                <w:iCs/>
-                <w:color w:val="5F6F80"/>
-                <w:sz w:val="19"/>
-                <w:szCs w:val="19"/>
-              </w:rPr>
-              <w:t xml:space="preserve">This model shows the parts of an explanation. It does not answer your writing question.</w:t>
-            </w:r>
-          </w:p>
-          <w:p>
-            <w:pPr>
               <w:spacing w:after="80"/>
             </w:pPr>
             <w:r>
@@ -2075,58 +1834,14 @@
                 <w:sz w:val="19"/>
                 <w:szCs w:val="19"/>
               </w:rPr>
-              <w:t xml:space="preserve">Claim:  </w:t>
+              <w:t xml:space="preserve">Model:  </w:t>
             </w:r>
             <w:r>
               <w:rPr>
                 <w:sz w:val="19"/>
                 <w:szCs w:val="19"/>
               </w:rPr>
-              <w:t xml:space="preserve">When the recipe gets 4 times bigger, both the mix and the milk get 4 times bigger.</w:t>
-            </w:r>
-          </w:p>
-          <w:p>
-            <w:pPr>
-              <w:spacing w:after="80"/>
-            </w:pPr>
-            <w:r>
-              <w:rPr>
-                <w:b/>
-                <w:bCs/>
-                <w:color w:val="12355B"/>
-                <w:sz w:val="19"/>
-                <w:szCs w:val="19"/>
-              </w:rPr>
-              <w:t xml:space="preserve">Evidence:  </w:t>
-            </w:r>
-            <w:r>
-              <w:rPr>
-                <w:sz w:val="19"/>
-                <w:szCs w:val="19"/>
-              </w:rPr>
-              <w:t xml:space="preserve">A strong answer says BOTH quantities are multiplied by the same number (4), so 2:3 becomes 8:12, keeping the ratio equivalent.</w:t>
-            </w:r>
-          </w:p>
-          <w:p>
-            <w:pPr>
-              <w:spacing w:after="80"/>
-            </w:pPr>
-            <w:r>
-              <w:rPr>
-                <w:b/>
-                <w:bCs/>
-                <w:color w:val="12355B"/>
-                <w:sz w:val="19"/>
-                <w:szCs w:val="19"/>
-              </w:rPr>
-              <w:t xml:space="preserve">Reasoning:  </w:t>
-            </w:r>
-            <w:r>
-              <w:rPr>
-                <w:sz w:val="19"/>
-                <w:szCs w:val="19"/>
-              </w:rPr>
-              <w:t xml:space="preserve">This evidence connects the definition of equivalent ratio to the mathematical claim.</w:t>
+              <w:t xml:space="preserve">I multiplied both 2 and 3 by the same scale factor to get each new row. — Listen for use of a scale factor (multiplying both parts) and recognition that every row in the table is an equivalent ratio showing the same pattern.</w:t>
             </w:r>
           </w:p>
         </w:tc>
@@ -2205,7 +1920,7 @@
           <w:sz w:val="21"/>
           <w:szCs w:val="21"/>
         </w:rPr>
-        <w:t xml:space="preserve">My answer is ___.</w:t>
+        <w:t xml:space="preserve">My answer is ___ because ___.</w:t>
       </w:r>
       <w:r>
         <w:rPr>
@@ -2216,7 +1931,7 @@
           <w:szCs w:val="19"/>
         </w:rPr>
         <w:br/>
-        <w:t xml:space="preserve">Mi respuesta es ___.</w:t>
+        <w:t xml:space="preserve">Mi respuesta es ___ porque ___.</w:t>
       </w:r>
     </w:p>
     <w:tbl>
@@ -2356,7 +2071,7 @@
           <w:sz w:val="21"/>
           <w:szCs w:val="21"/>
         </w:rPr>
-        <w:t xml:space="preserve">I know because ___.</w:t>
+        <w:t xml:space="preserve">My evidence is ___, so ___.</w:t>
       </w:r>
       <w:r>
         <w:rPr>
@@ -2367,31 +2082,7 @@
           <w:szCs w:val="19"/>
         </w:rPr>
         <w:br/>
-        <w:t xml:space="preserve">Lo sé porque ___.</w:t>
-      </w:r>
-    </w:p>
-    <w:p>
-      <w:pPr>
-        <w:spacing w:after="60"/>
-      </w:pPr>
-      <w:r>
-        <w:rPr>
-          <w:color w:val="1A2733"/>
-          <w:sz w:val="21"/>
-          <w:szCs w:val="21"/>
-        </w:rPr>
-        <w:t xml:space="preserve">So ___.</w:t>
-      </w:r>
-      <w:r>
-        <w:rPr>
-          <w:i/>
-          <w:iCs/>
-          <w:color w:val="5F6F80"/>
-          <w:sz w:val="19"/>
-          <w:szCs w:val="19"/>
-        </w:rPr>
-        <w:br/>
-        <w:t xml:space="preserve">Entonces ___.</w:t>
+        <w:t xml:space="preserve">Mi evidencia es ___, entonces ___.</w:t>
       </w:r>
     </w:p>
     <w:tbl>
@@ -2497,78 +2188,6 @@
         <w:t xml:space="preserve">Escribe una afirmación, da evidencia matemática y explica tu razonamiento.</w:t>
       </w:r>
     </w:p>
-    <w:p>
-      <w:pPr>
-        <w:spacing w:after="60"/>
-      </w:pPr>
-      <w:r>
-        <w:rPr>
-          <w:color w:val="1A2733"/>
-          <w:sz w:val="21"/>
-          <w:szCs w:val="21"/>
-        </w:rPr>
-        <w:t xml:space="preserve">My claim is ___.</w:t>
-      </w:r>
-      <w:r>
-        <w:rPr>
-          <w:i/>
-          <w:iCs/>
-          <w:color w:val="5F6F80"/>
-          <w:sz w:val="19"/>
-          <w:szCs w:val="19"/>
-        </w:rPr>
-        <w:br/>
-        <w:t xml:space="preserve">Mi afirmación es ___.</w:t>
-      </w:r>
-    </w:p>
-    <w:p>
-      <w:pPr>
-        <w:spacing w:after="60"/>
-      </w:pPr>
-      <w:r>
-        <w:rPr>
-          <w:color w:val="1A2733"/>
-          <w:sz w:val="21"/>
-          <w:szCs w:val="21"/>
-        </w:rPr>
-        <w:t xml:space="preserve">My math evidence is ___.</w:t>
-      </w:r>
-      <w:r>
-        <w:rPr>
-          <w:i/>
-          <w:iCs/>
-          <w:color w:val="5F6F80"/>
-          <w:sz w:val="19"/>
-          <w:szCs w:val="19"/>
-        </w:rPr>
-        <w:br/>
-        <w:t xml:space="preserve">Mi evidencia matemática es ___.</w:t>
-      </w:r>
-    </w:p>
-    <w:p>
-      <w:pPr>
-        <w:spacing w:after="60"/>
-      </w:pPr>
-      <w:r>
-        <w:rPr>
-          <w:color w:val="1A2733"/>
-          <w:sz w:val="21"/>
-          <w:szCs w:val="21"/>
-        </w:rPr>
-        <w:t xml:space="preserve">This proves ___ because ___.</w:t>
-      </w:r>
-      <w:r>
-        <w:rPr>
-          <w:i/>
-          <w:iCs/>
-          <w:color w:val="5F6F80"/>
-          <w:sz w:val="19"/>
-          <w:szCs w:val="19"/>
-        </w:rPr>
-        <w:br/>
-        <w:t xml:space="preserve">Esto demuestra ___ porque ___.</w:t>
-      </w:r>
-    </w:p>
     <w:tbl>
       <w:tblPr>
         <w:tblW w:type="pct" w:w="100%"/>
@@ -2651,7 +2270,7 @@
           <w:sz w:val="24"/>
           <w:szCs w:val="24"/>
         </w:rPr>
-        <w:t xml:space="preserve">4. Check Your Explanation</w:t>
+        <w:t xml:space="preserve">Check Your Explanation</w:t>
       </w:r>
       <w:r>
         <w:rPr>
@@ -2661,7 +2280,7 @@
           <w:sz w:val="19"/>
           <w:szCs w:val="19"/>
         </w:rPr>
-        <w:t xml:space="preserve">   five quick checks</w:t>
+        <w:t xml:space="preserve">   three quick checks</w:t>
       </w:r>
     </w:p>
     <w:p>
@@ -2685,17 +2304,6 @@
         </w:rPr>
         <w:t xml:space="preserve">I answered the question.</w:t>
       </w:r>
-      <w:r>
-        <w:rPr>
-          <w:i/>
-          <w:iCs/>
-          <w:color w:val="5F6F80"/>
-          <w:sz w:val="18"/>
-          <w:szCs w:val="18"/>
-        </w:rPr>
-        <w:br/>
-        <w:t xml:space="preserve">Respondí la pregunta.</w:t>
-      </w:r>
     </w:p>
     <w:p>
       <w:pPr>
@@ -2716,18 +2324,7 @@
           <w:sz w:val="20"/>
           <w:szCs w:val="20"/>
         </w:rPr>
-        <w:t xml:space="preserve">I used math evidence: numbers, an equation, a model, or a comparison.</w:t>
-      </w:r>
-      <w:r>
-        <w:rPr>
-          <w:i/>
-          <w:iCs/>
-          <w:color w:val="5F6F80"/>
-          <w:sz w:val="18"/>
-          <w:szCs w:val="18"/>
-        </w:rPr>
-        <w:br/>
-        <w:t xml:space="preserve">Usé evidencia matemática: números, una ecuación, un modelo o una comparación.</w:t>
+        <w:t xml:space="preserve">I used math evidence: numbers, an equation, or a model.</w:t>
       </w:r>
     </w:p>
     <w:p>
@@ -2749,84 +2346,7 @@
           <w:sz w:val="20"/>
           <w:szCs w:val="20"/>
         </w:rPr>
-        <w:t xml:space="preserve">I explained how the evidence proves my answer.</w:t>
-      </w:r>
-      <w:r>
-        <w:rPr>
-          <w:i/>
-          <w:iCs/>
-          <w:color w:val="5F6F80"/>
-          <w:sz w:val="18"/>
-          <w:szCs w:val="18"/>
-        </w:rPr>
-        <w:br/>
-        <w:t xml:space="preserve">Expliqué cómo la evidencia demuestra mi respuesta.</w:t>
-      </w:r>
-    </w:p>
-    <w:p>
-      <w:pPr>
-        <w:spacing w:after="80"/>
-      </w:pPr>
-      <w:r>
-        <w:rPr>
-          <w:b/>
-          <w:bCs/>
-          <w:color w:val="1FA6A2"/>
-          <w:sz w:val="22"/>
-          <w:szCs w:val="22"/>
-        </w:rPr>
-        <w:t xml:space="preserve">☐  </w:t>
-      </w:r>
-      <w:r>
-        <w:rPr>
-          <w:sz w:val="20"/>
-          <w:szCs w:val="20"/>
-        </w:rPr>
         <w:t xml:space="preserve">I used at least two math words.</w:t>
-      </w:r>
-      <w:r>
-        <w:rPr>
-          <w:i/>
-          <w:iCs/>
-          <w:color w:val="5F6F80"/>
-          <w:sz w:val="18"/>
-          <w:szCs w:val="18"/>
-        </w:rPr>
-        <w:br/>
-        <w:t xml:space="preserve">Usé por lo menos dos palabras matemáticas.</w:t>
-      </w:r>
-    </w:p>
-    <w:p>
-      <w:pPr>
-        <w:spacing w:after="80"/>
-      </w:pPr>
-      <w:r>
-        <w:rPr>
-          <w:b/>
-          <w:bCs/>
-          <w:color w:val="1FA6A2"/>
-          <w:sz w:val="22"/>
-          <w:szCs w:val="22"/>
-        </w:rPr>
-        <w:t xml:space="preserve">☐  </w:t>
-      </w:r>
-      <w:r>
-        <w:rPr>
-          <w:sz w:val="20"/>
-          <w:szCs w:val="20"/>
-        </w:rPr>
-        <w:t xml:space="preserve">I reread complete sentences and punctuation.</w:t>
-      </w:r>
-      <w:r>
-        <w:rPr>
-          <w:i/>
-          <w:iCs/>
-          <w:color w:val="5F6F80"/>
-          <w:sz w:val="18"/>
-          <w:szCs w:val="18"/>
-        </w:rPr>
-        <w:br/>
-        <w:t xml:space="preserve">Volví a leer mis oraciones completas y la puntuación.</w:t>
       </w:r>
     </w:p>
     <w:p>
@@ -2904,6 +2424,21 @@
           </w:tcPr>
           <w:p>
             <w:pPr>
+              <w:spacing w:after="60"/>
+            </w:pPr>
+            <w:r>
+              <w:rPr>
+                <w:b/>
+                <w:bCs/>
+                <w:color w:val="12355B"/>
+                <w:sz w:val="22"/>
+                <w:szCs w:val="22"/>
+              </w:rPr>
+              <w:t xml:space="preserve">Making Homemade Clay</w:t>
+            </w:r>
+          </w:p>
+          <w:p>
+            <w:pPr>
               <w:spacing w:after="0"/>
             </w:pPr>
             <w:r>
@@ -2911,7 +2446,7 @@
                 <w:sz w:val="21"/>
                 <w:szCs w:val="21"/>
               </w:rPr>
-              <w:t xml:space="preserve">Chef Academy is hosting a pancake breakfast for the whole school! Chef Reyes's famous pancake batter uses 2 cups of mix for every 3 cups of milk. The team needs to scale the recipe to feed 4 times as many people. Can you help them build a ratio table to figure out how much of each ingredient they need?</w:t>
+              <w:t xml:space="preserve">Brian will use the recipe shown to make clay. He needs to make multiple batches of clay. How can Brian determine how much baking soda and cornstarch he needs for multiple batches of clay to get the same consistency?</w:t>
             </w:r>
           </w:p>
         </w:tc>
@@ -3592,54 +3127,7 @@
           <w:sz w:val="21"/>
           <w:szCs w:val="21"/>
         </w:rPr>
-        <w:t xml:space="preserve">Chef Reyes's pancake batter uses 2 cups of mix for every 3 cups of milk. To feed 4 times as many people, what happens to BOTH ingredient amounts?</w:t>
-      </w:r>
-    </w:p>
-    <w:p>
-      <w:pPr>
-        <w:spacing w:after="60"/>
-      </w:pPr>
-      <w:r>
-        <w:rPr>
-          <w:color w:val="1A2733"/>
-          <w:sz w:val="21"/>
-          <w:szCs w:val="21"/>
-        </w:rPr>
-        <w:t xml:space="preserve">Start with:  When I make 4 batches, I multiply both ___ and ___ by ___.</w:t>
-      </w:r>
-      <w:r>
-        <w:rPr>
-          <w:i/>
-          <w:iCs/>
-          <w:color w:val="5F6F80"/>
-          <w:sz w:val="19"/>
-          <w:szCs w:val="19"/>
-        </w:rPr>
-        <w:br/>
-        <w:t xml:space="preserve">Cuando hago 4 tandas, multiplico tanto ___ como ___ por ___.</w:t>
-      </w:r>
-    </w:p>
-    <w:p>
-      <w:pPr>
-        <w:spacing w:after="80"/>
-      </w:pPr>
-      <w:r>
-        <w:rPr>
-          <w:b/>
-          <w:bCs/>
-          <w:color w:val="12355B"/>
-          <w:sz w:val="19"/>
-          <w:szCs w:val="19"/>
-        </w:rPr>
-        <w:t xml:space="preserve">Word bank:  </w:t>
-      </w:r>
-      <w:r>
-        <w:rPr>
-          <w:color w:val="1FA6A2"/>
-          <w:sz w:val="19"/>
-          <w:szCs w:val="19"/>
-        </w:rPr>
-        <w:t xml:space="preserve">Ratio table,  Equivalent ratio,  Scale factor</w:t>
+        <w:t xml:space="preserve">The clay recipe uses 2 cups of baking soda for every 1 cup of cornstarch. If Brian doubles the batch, what happens to each ingredient — and what stays the same?</w:t>
       </w:r>
     </w:p>
     <w:p>
